--- a/Cover_Letters/Shinoy_CGI_Nederland_Agile_Test_Engineer_Cover_Letter.docx
+++ b/Cover_Letters/Shinoy_CGI_Nederland_Agile_Test_Engineer_Cover_Letter.docx
@@ -14,7 +14,7 @@
     </w:p>
     <w:p>
       <w:r>
-        <w:t>September 09, 2026</w:t>
+        <w:t>October 01, 2026</w:t>
       </w:r>
     </w:p>
     <w:p>
@@ -35,12 +35,12 @@
     </w:p>
     <w:p>
       <w:r>
-        <w:t>Your opening at CGI Nederland for an Agile Test Engineer caught my attention because it matches my background in setting up test automation frameworks and integrating them into delivery processes. In my recent roles, I have hands-on experience working with Selenium, Postman, and API testing within Agile teams.</w:t>
+        <w:t>Your opening at CGI Nederland for an Agile Test Engineer caught my attention because it focuses on building and maintaining test automation frameworks within government digital services. In my recent work, I have set up automation frameworks using Selenium and Playwright, and integrated testing into CI/CD pipelines with Jenkins and AWS. I am also familiar with API testing using Postman to ensure backend reliability.</w:t>
       </w:r>
     </w:p>
     <w:p>
       <w:r>
-        <w:t>I appreciate that CGI works on projects that impact everyday life in the public sector, and I am keen to bring my QA background to your Government Digital Services unit.</w:t>
+        <w:t>I appreciate how CGI works in self-directing teams to support public sector clients with modern IT solutions. I am ready to bring my background in software testing and stakeholder collaboration to your projects.</w:t>
       </w:r>
     </w:p>
     <w:p>

--- a/Cover_Letters/Shinoy_CGI_Nederland_Agile_Test_Engineer_Cover_Letter.docx
+++ b/Cover_Letters/Shinoy_CGI_Nederland_Agile_Test_Engineer_Cover_Letter.docx
@@ -14,7 +14,7 @@
     </w:p>
     <w:p>
       <w:r>
-        <w:t>October 01, 2026</w:t>
+        <w:t>October 29, 2026</w:t>
       </w:r>
     </w:p>
     <w:p>
@@ -35,12 +35,12 @@
     </w:p>
     <w:p>
       <w:r>
-        <w:t>Your opening at CGI Nederland for an Agile Test Engineer caught my attention because it focuses on building and maintaining test automation frameworks within government digital services. In my recent work, I have set up automation frameworks using Selenium and Playwright, and integrated testing into CI/CD pipelines with Jenkins and AWS. I am also familiar with API testing using Postman to ensure backend reliability.</w:t>
+        <w:t>I was glad to see your opening for an Agile Test Engineer at CGI Nederland, as my background in test automation and Agile delivery lines up well with your needs. Over the past eight years, I have built and maintained automation frameworks using Selenium, Playwright, and Postman, while integrating tests into CI/CD pipelines with Jenkins and AWS.</w:t>
       </w:r>
     </w:p>
     <w:p>
       <w:r>
-        <w:t>I appreciate how CGI works in self-directing teams to support public sector clients with modern IT solutions. I am ready to bring my background in software testing and stakeholder collaboration to your projects.</w:t>
+        <w:t>I have also explored how AI tools can assist with daily tasks, using Gemini Code Assist to streamline test script generation in recent projects. I appreciate how CGI supports government digital services and modernizes IT landscapes, and I would be glad to bring my structured approach to your team.</w:t>
       </w:r>
     </w:p>
     <w:p>
